--- a/SafeBite_Viva_Guide.docx
+++ b/SafeBite_Viva_Guide.docx
@@ -284,7 +284,7 @@
           <w:sz w:val="28"/>
           <w:szCs w:val="28"/>
         </w:rPr>
-        <w:t xml:space="preserve">AGENTIC ARTIFICIAL INTELLIGENCE</w:t>
+        <w:t xml:space="preserve">ARTIFICIAL INTELLIGENCE</w:t>
       </w:r>
     </w:p>
     <w:p>
@@ -309,7 +309,7 @@
           <w:sz w:val="24"/>
           <w:szCs w:val="24"/>
         </w:rPr>
-        <w:t xml:space="preserve">Submitted To:  Prof. Deepika Sharma</w:t>
+        <w:t xml:space="preserve">Submitted To:  Prof. Smita Barne</w:t>
       </w:r>
     </w:p>
     <w:p>
